--- a/Algoritmos Para Agrupamento De Dados/Aula03 - Agrupamento Hierárquico/Tarefa - AgrupamentoHierarquico.docx
+++ b/Algoritmos Para Agrupamento De Dados/Aula03 - Agrupamento Hierárquico/Tarefa - AgrupamentoHierarquico.docx
@@ -73,6 +73,9 @@
         <w:jc w:val="center"/>
       </w:pPr>
       <w:r>
+        <w:rPr>
+          <w:noProof/>
+        </w:rPr>
         <w:drawing>
           <wp:inline distT="0" distB="0" distL="0" distR="0" wp14:anchorId="369F8F10" wp14:editId="6C66C3B8">
             <wp:extent cx="5724525" cy="4003936"/>
@@ -314,38 +317,29 @@
         <w:rPr>
           <w:b/>
           <w:bCs/>
-          <w:lang w:val="en-US"/>
-        </w:rPr>
-      </w:pPr>
-      <w:proofErr w:type="spellStart"/>
-      <w:r>
+        </w:rPr>
+      </w:pPr>
+      <w:r>
+        <w:rPr>
+          <w:b/>
+          <w:bCs/>
+        </w:rPr>
+        <w:t>Método de Ward:</w:t>
+      </w:r>
+    </w:p>
+    <w:p>
+      <w:pPr>
+        <w:jc w:val="center"/>
         <w:rPr>
           <w:b/>
           <w:bCs/>
           <w:lang w:val="en-US"/>
         </w:rPr>
-        <w:t>Método</w:t>
-      </w:r>
-      <w:proofErr w:type="spellEnd"/>
-      <w:r>
-        <w:rPr>
-          <w:b/>
-          <w:bCs/>
-          <w:lang w:val="en-US"/>
-        </w:rPr>
-        <w:t xml:space="preserve"> de Ward:</w:t>
-      </w:r>
-    </w:p>
-    <w:p>
-      <w:pPr>
-        <w:jc w:val="center"/>
-        <w:rPr>
-          <w:b/>
-          <w:bCs/>
-          <w:lang w:val="en-US"/>
-        </w:rPr>
-      </w:pPr>
-      <w:r>
+      </w:pPr>
+      <w:r>
+        <w:rPr>
+          <w:noProof/>
+        </w:rPr>
         <w:drawing>
           <wp:inline distT="0" distB="0" distL="0" distR="0" wp14:anchorId="6E5E861E" wp14:editId="2B77E59B">
             <wp:extent cx="5351645" cy="4050862"/>
@@ -484,6 +478,9 @@
         </w:rPr>
       </w:pPr>
       <w:r>
+        <w:rPr>
+          <w:noProof/>
+        </w:rPr>
         <w:drawing>
           <wp:inline distT="0" distB="0" distL="0" distR="0" wp14:anchorId="4D13F4EF" wp14:editId="0EA1E9EB">
             <wp:extent cx="5400040" cy="3977005"/>
@@ -658,6 +655,9 @@
         </w:rPr>
       </w:pPr>
       <w:r>
+        <w:rPr>
+          <w:noProof/>
+        </w:rPr>
         <w:drawing>
           <wp:inline distT="0" distB="0" distL="0" distR="0" wp14:anchorId="3C0017B6" wp14:editId="06BF8EB7">
             <wp:extent cx="5400040" cy="4140200"/>
@@ -800,6 +800,9 @@
         <w:jc w:val="center"/>
       </w:pPr>
       <w:r>
+        <w:rPr>
+          <w:noProof/>
+        </w:rPr>
         <w:drawing>
           <wp:inline distT="0" distB="0" distL="0" distR="0" wp14:anchorId="6352F3BB" wp14:editId="4E9C8192">
             <wp:extent cx="3013075" cy="2251279"/>
@@ -1030,6 +1033,9 @@
         </w:rPr>
       </w:pPr>
       <w:r>
+        <w:rPr>
+          <w:noProof/>
+        </w:rPr>
         <w:drawing>
           <wp:inline distT="0" distB="0" distL="0" distR="0" wp14:anchorId="65152371" wp14:editId="20382898">
             <wp:extent cx="5400040" cy="4201795"/>
@@ -1142,6 +1148,9 @@
         <w:jc w:val="center"/>
       </w:pPr>
       <w:r>
+        <w:rPr>
+          <w:noProof/>
+        </w:rPr>
         <w:drawing>
           <wp:inline distT="0" distB="0" distL="0" distR="0" wp14:anchorId="0B020069" wp14:editId="24312347">
             <wp:extent cx="5400040" cy="4197985"/>
@@ -1258,6 +1267,9 @@
         <w:jc w:val="center"/>
       </w:pPr>
       <w:r>
+        <w:rPr>
+          <w:noProof/>
+        </w:rPr>
         <w:drawing>
           <wp:inline distT="0" distB="0" distL="0" distR="0" wp14:anchorId="33639186" wp14:editId="673BA74E">
             <wp:extent cx="5400040" cy="4196715"/>
@@ -1358,10 +1370,7 @@
     </w:p>
     <w:p>
       <w:r>
-        <w:t>Este bloco realiza o processamento central do agrupamento hierárquico, gerando as matrizes de ligação que armazenam matematicamente como os dados são fundidos:</w:t>
-      </w:r>
-      <w:r>
-        <w:t xml:space="preserve"> </w:t>
+        <w:t xml:space="preserve">Este bloco realiza o processamento central do agrupamento hierárquico, gerando as matrizes de ligação que armazenam matematicamente como os dados são fundidos: </w:t>
       </w:r>
     </w:p>
     <w:p>
@@ -1369,6 +1378,9 @@
         <w:jc w:val="center"/>
       </w:pPr>
       <w:r>
+        <w:rPr>
+          <w:noProof/>
+        </w:rPr>
         <w:drawing>
           <wp:inline distT="0" distB="0" distL="0" distR="0" wp14:anchorId="34F1CC25" wp14:editId="52E8514E">
             <wp:extent cx="3924593" cy="5118100"/>
@@ -1411,6 +1423,9 @@
         <w:jc w:val="center"/>
       </w:pPr>
       <w:r>
+        <w:rPr>
+          <w:noProof/>
+        </w:rPr>
         <w:lastRenderedPageBreak/>
         <w:drawing>
           <wp:inline distT="0" distB="0" distL="0" distR="0" wp14:anchorId="6ECEC332" wp14:editId="3FA802D9">
@@ -1454,6 +1469,9 @@
         <w:jc w:val="center"/>
       </w:pPr>
       <w:r>
+        <w:rPr>
+          <w:noProof/>
+        </w:rPr>
         <w:drawing>
           <wp:inline distT="0" distB="0" distL="0" distR="0" wp14:anchorId="716C6993" wp14:editId="4B74AFBA">
             <wp:extent cx="4023359" cy="4136082"/>
@@ -1780,6 +1798,9 @@
         <w:jc w:val="center"/>
       </w:pPr>
       <w:r>
+        <w:rPr>
+          <w:noProof/>
+        </w:rPr>
         <w:drawing>
           <wp:inline distT="0" distB="0" distL="0" distR="0" wp14:anchorId="6A2EF7D7" wp14:editId="26E6D09E">
             <wp:extent cx="3448531" cy="2448267"/>
@@ -1858,10 +1879,7 @@
         <w:t>Lógica do Algoritmo:</w:t>
       </w:r>
       <w:r>
-        <w:t xml:space="preserve"> A </w:t>
-      </w:r>
-      <w:r>
-        <w:t xml:space="preserve">função </w:t>
+        <w:t xml:space="preserve"> A função </w:t>
       </w:r>
       <w:proofErr w:type="spellStart"/>
       <w:r>
@@ -1869,10 +1887,7 @@
       </w:r>
       <w:proofErr w:type="spellEnd"/>
       <w:r>
-        <w:t>(Z) utiliza</w:t>
-      </w:r>
-      <w:r>
-        <w:t xml:space="preserve"> a matriz de ligação </w:t>
+        <w:t xml:space="preserve">(Z) utiliza a matriz de ligação </w:t>
       </w:r>
       <w:r>
         <w:rPr>
@@ -2342,6 +2357,9 @@
         <w:jc w:val="center"/>
       </w:pPr>
       <w:r>
+        <w:rPr>
+          <w:noProof/>
+        </w:rPr>
         <w:drawing>
           <wp:inline distT="0" distB="0" distL="0" distR="0" wp14:anchorId="70FCF2C0" wp14:editId="540EFFC1">
             <wp:extent cx="5400040" cy="5817870"/>
@@ -2418,6 +2436,9 @@
         <w:jc w:val="center"/>
       </w:pPr>
       <w:r>
+        <w:rPr>
+          <w:noProof/>
+        </w:rPr>
         <w:drawing>
           <wp:inline distT="0" distB="0" distL="0" distR="0" wp14:anchorId="20B5D548" wp14:editId="3E2DA64B">
             <wp:extent cx="5400040" cy="5773420"/>
@@ -2483,6 +2504,9 @@
         <w:jc w:val="center"/>
       </w:pPr>
       <w:r>
+        <w:rPr>
+          <w:noProof/>
+        </w:rPr>
         <w:drawing>
           <wp:inline distT="0" distB="0" distL="0" distR="0" wp14:anchorId="0BB92CE9" wp14:editId="5F6EDC76">
             <wp:extent cx="5400040" cy="5788660"/>
@@ -2567,6 +2591,9 @@
         <w:jc w:val="center"/>
       </w:pPr>
       <w:r>
+        <w:rPr>
+          <w:noProof/>
+        </w:rPr>
         <w:drawing>
           <wp:inline distT="0" distB="0" distL="0" distR="0" wp14:anchorId="66582689" wp14:editId="5ECB4077">
             <wp:extent cx="4086795" cy="3724795"/>
@@ -2765,10 +2792,7 @@
       </w:pPr>
       <w:r>
         <w:lastRenderedPageBreak/>
-        <w:t>9</w:t>
-      </w:r>
-      <w:r>
-        <w:t xml:space="preserve">: </w:t>
+        <w:t xml:space="preserve">9: </w:t>
       </w:r>
       <w:r>
         <w:t>Determinação Estatística e Visual dos Clusters</w:t>
@@ -2779,6 +2803,9 @@
         <w:jc w:val="center"/>
       </w:pPr>
       <w:r>
+        <w:rPr>
+          <w:noProof/>
+        </w:rPr>
         <w:drawing>
           <wp:inline distT="0" distB="0" distL="0" distR="0" wp14:anchorId="0E0EA4E9" wp14:editId="62D947C6">
             <wp:extent cx="3858163" cy="2667372"/>
